--- a/docs/00-ho-so-chung/00-4-ha-tang-cong-cu-va-moi-truong.docx
+++ b/docs/00-ho-so-chung/00-4-ha-tang-cong-cu-va-moi-truong.docx
@@ -4,12 +4,12 @@
   <w:body>
     <w:p>
       <w:pPr>
-        <w:spacing w:after="1400"/>
+        <w:spacing w:after="900"/>
       </w:pPr>
     </w:p>
     <w:p>
       <w:pPr>
-        <w:spacing w:after="700"/>
+        <w:spacing w:after="350"/>
         <w:jc w:val="center"/>
       </w:pPr>
       <w:r>
@@ -77,7 +77,7 @@
           <w:top w:val="single" w:color="008E4D" w:sz="12" w:space="18"/>
           <w:bottom w:val="single" w:color="008E4D" w:sz="12" w:space="18"/>
         </w:pBdr>
-        <w:spacing w:after="900" w:before="260"/>
+        <w:spacing w:after="500" w:before="220"/>
         <w:jc w:val="center"/>
       </w:pPr>
       <w:r>
@@ -94,7 +94,7 @@
     </w:p>
     <w:p>
       <w:pPr>
-        <w:spacing w:after="700"/>
+        <w:spacing w:after="350"/>
         <w:jc w:val="center"/>
       </w:pPr>
       <w:r>
@@ -591,7 +591,7 @@
     </w:tbl>
     <w:p>
       <w:pPr>
-        <w:spacing w:after="420"/>
+        <w:spacing w:after="200"/>
       </w:pPr>
     </w:p>
     <w:p>
@@ -981,7 +981,7 @@
     </w:tbl>
     <w:p>
       <w:pPr>
-        <w:spacing w:after="420"/>
+        <w:spacing w:after="200"/>
       </w:pPr>
     </w:p>
     <w:p>

--- a/docs/00-ho-so-chung/00-4-ha-tang-cong-cu-va-moi-truong.docx
+++ b/docs/00-ho-so-chung/00-4-ha-tang-cong-cu-va-moi-truong.docx
@@ -68,7 +68,7 @@
           <w:sz w:val="22"/>
           <w:szCs w:val="22"/>
         </w:rPr>
-        <w:t xml:space="preserve">HỒ SƠ CHUNG — SẢN XUẤT PHẦN MỀM NỘI BỘ</w:t>
+        <w:t xml:space="preserve">HỒ SƠ CHUNG — OPTIMAI THỰC HIỆN CHO BIOSCOPE</w:t>
       </w:r>
     </w:p>
     <w:p>
@@ -123,8 +123,8 @@
         <w:tblLayout w:type="fixed"/>
       </w:tblPr>
       <w:tblGrid>
-        <w:gridCol w:w="2302"/>
-        <w:gridCol w:w="7058"/>
+        <w:gridCol w:w="2380"/>
+        <w:gridCol w:w="6980"/>
       </w:tblGrid>
       <w:tr>
         <w:trPr>
@@ -132,7 +132,7 @@
         </w:trPr>
         <w:tc>
           <w:tcPr>
-            <w:tcW w:type="dxa" w:w="2302"/>
+            <w:tcW w:type="dxa" w:w="2380"/>
             <w:shd w:fill="EEF6F1" w:color="auto" w:val="clear"/>
             <w:tcMar>
               <w:top w:type="dxa" w:w="90"/>
@@ -161,7 +161,7 @@
         </w:tc>
         <w:tc>
           <w:tcPr>
-            <w:tcW w:type="dxa" w:w="7058"/>
+            <w:tcW w:type="dxa" w:w="6980"/>
             <w:shd w:fill="EEF6F1" w:color="auto" w:val="clear"/>
             <w:tcMar>
               <w:top w:type="dxa" w:w="90"/>
@@ -195,7 +195,7 @@
         </w:trPr>
         <w:tc>
           <w:tcPr>
-            <w:tcW w:type="dxa" w:w="2302"/>
+            <w:tcW w:type="dxa" w:w="2380"/>
             <w:tcMar>
               <w:top w:type="dxa" w:w="90"/>
               <w:left w:type="dxa" w:w="120"/>
@@ -221,7 +221,7 @@
         </w:tc>
         <w:tc>
           <w:tcPr>
-            <w:tcW w:type="dxa" w:w="7058"/>
+            <w:tcW w:type="dxa" w:w="6980"/>
             <w:tcMar>
               <w:top w:type="dxa" w:w="90"/>
               <w:left w:type="dxa" w:w="120"/>
@@ -252,7 +252,7 @@
         </w:trPr>
         <w:tc>
           <w:tcPr>
-            <w:tcW w:type="dxa" w:w="2302"/>
+            <w:tcW w:type="dxa" w:w="2380"/>
             <w:tcMar>
               <w:top w:type="dxa" w:w="90"/>
               <w:left w:type="dxa" w:w="120"/>
@@ -278,27 +278,27 @@
         </w:tc>
         <w:tc>
           <w:tcPr>
-            <w:tcW w:type="dxa" w:w="7058"/>
-            <w:tcMar>
-              <w:top w:type="dxa" w:w="90"/>
-              <w:left w:type="dxa" w:w="120"/>
-              <w:bottom w:type="dxa" w:w="90"/>
-              <w:right w:type="dxa" w:w="120"/>
-            </w:tcMar>
-            <w:vAlign w:val="center"/>
-          </w:tcPr>
-          <w:p>
-            <w:pPr>
-              <w:spacing w:after="0" w:line="280"/>
-            </w:pPr>
-            <w:r>
-              <w:rPr>
-                <w:rFonts w:ascii="Be Vietnam Pro" w:cs="Be Vietnam Pro" w:eastAsia="Be Vietnam Pro" w:hAnsi="Be Vietnam Pro"/>
-                <w:color w:val="101814"/>
-                <w:sz w:val="20"/>
-                <w:szCs w:val="20"/>
-              </w:rPr>
-              <w:t xml:space="preserve">Hồ sơ chung — sản xuất phần mềm nội bộ</w:t>
+            <w:tcW w:type="dxa" w:w="6980"/>
+            <w:tcMar>
+              <w:top w:type="dxa" w:w="90"/>
+              <w:left w:type="dxa" w:w="120"/>
+              <w:bottom w:type="dxa" w:w="90"/>
+              <w:right w:type="dxa" w:w="120"/>
+            </w:tcMar>
+            <w:vAlign w:val="center"/>
+          </w:tcPr>
+          <w:p>
+            <w:pPr>
+              <w:spacing w:after="0" w:line="280"/>
+            </w:pPr>
+            <w:r>
+              <w:rPr>
+                <w:rFonts w:ascii="Be Vietnam Pro" w:cs="Be Vietnam Pro" w:eastAsia="Be Vietnam Pro" w:hAnsi="Be Vietnam Pro"/>
+                <w:color w:val="101814"/>
+                <w:sz w:val="20"/>
+                <w:szCs w:val="20"/>
+              </w:rPr>
+              <w:t xml:space="preserve">Hồ sơ chung — OPTIMAI thực hiện cho Bioscope</w:t>
             </w:r>
           </w:p>
         </w:tc>
@@ -309,7 +309,7 @@
         </w:trPr>
         <w:tc>
           <w:tcPr>
-            <w:tcW w:type="dxa" w:w="2302"/>
+            <w:tcW w:type="dxa" w:w="2380"/>
             <w:tcMar>
               <w:top w:type="dxa" w:w="90"/>
               <w:left w:type="dxa" w:w="120"/>
@@ -335,7 +335,7 @@
         </w:tc>
         <w:tc>
           <w:tcPr>
-            <w:tcW w:type="dxa" w:w="7058"/>
+            <w:tcW w:type="dxa" w:w="6980"/>
             <w:tcMar>
               <w:top w:type="dxa" w:w="90"/>
               <w:left w:type="dxa" w:w="120"/>
@@ -366,7 +366,7 @@
         </w:trPr>
         <w:tc>
           <w:tcPr>
-            <w:tcW w:type="dxa" w:w="2302"/>
+            <w:tcW w:type="dxa" w:w="2380"/>
             <w:tcMar>
               <w:top w:type="dxa" w:w="90"/>
               <w:left w:type="dxa" w:w="120"/>
@@ -392,7 +392,7 @@
         </w:tc>
         <w:tc>
           <w:tcPr>
-            <w:tcW w:type="dxa" w:w="7058"/>
+            <w:tcW w:type="dxa" w:w="6980"/>
             <w:tcMar>
               <w:top w:type="dxa" w:w="90"/>
               <w:left w:type="dxa" w:w="120"/>
@@ -423,7 +423,7 @@
         </w:trPr>
         <w:tc>
           <w:tcPr>
-            <w:tcW w:type="dxa" w:w="2302"/>
+            <w:tcW w:type="dxa" w:w="2380"/>
             <w:tcMar>
               <w:top w:type="dxa" w:w="90"/>
               <w:left w:type="dxa" w:w="120"/>
@@ -449,7 +449,7 @@
         </w:tc>
         <w:tc>
           <w:tcPr>
-            <w:tcW w:type="dxa" w:w="7058"/>
+            <w:tcW w:type="dxa" w:w="6980"/>
             <w:tcMar>
               <w:top w:type="dxa" w:w="90"/>
               <w:left w:type="dxa" w:w="120"/>
@@ -480,7 +480,7 @@
         </w:trPr>
         <w:tc>
           <w:tcPr>
-            <w:tcW w:type="dxa" w:w="2302"/>
+            <w:tcW w:type="dxa" w:w="2380"/>
             <w:tcMar>
               <w:top w:type="dxa" w:w="90"/>
               <w:left w:type="dxa" w:w="120"/>
@@ -506,27 +506,27 @@
         </w:tc>
         <w:tc>
           <w:tcPr>
-            <w:tcW w:type="dxa" w:w="7058"/>
-            <w:tcMar>
-              <w:top w:type="dxa" w:w="90"/>
-              <w:left w:type="dxa" w:w="120"/>
-              <w:bottom w:type="dxa" w:w="90"/>
-              <w:right w:type="dxa" w:w="120"/>
-            </w:tcMar>
-            <w:vAlign w:val="center"/>
-          </w:tcPr>
-          <w:p>
-            <w:pPr>
-              <w:spacing w:after="0" w:line="280"/>
-            </w:pPr>
-            <w:r>
-              <w:rPr>
-                <w:rFonts w:ascii="Be Vietnam Pro" w:cs="Be Vietnam Pro" w:eastAsia="Be Vietnam Pro" w:hAnsi="Be Vietnam Pro"/>
-                <w:color w:val="101814"/>
-                <w:sz w:val="20"/>
-                <w:szCs w:val="20"/>
-              </w:rPr>
-              <w:t xml:space="preserve">Bộ phận Phát triển phần mềm — Công ty Bioscope</w:t>
+            <w:tcW w:type="dxa" w:w="6980"/>
+            <w:tcMar>
+              <w:top w:type="dxa" w:w="90"/>
+              <w:left w:type="dxa" w:w="120"/>
+              <w:bottom w:type="dxa" w:w="90"/>
+              <w:right w:type="dxa" w:w="120"/>
+            </w:tcMar>
+            <w:vAlign w:val="center"/>
+          </w:tcPr>
+          <w:p>
+            <w:pPr>
+              <w:spacing w:after="0" w:line="280"/>
+            </w:pPr>
+            <w:r>
+              <w:rPr>
+                <w:rFonts w:ascii="Be Vietnam Pro" w:cs="Be Vietnam Pro" w:eastAsia="Be Vietnam Pro" w:hAnsi="Be Vietnam Pro"/>
+                <w:color w:val="101814"/>
+                <w:sz w:val="20"/>
+                <w:szCs w:val="20"/>
+              </w:rPr>
+              <w:t xml:space="preserve">QuanNH — Team Lead, Công ty OPTIMAI</w:t>
             </w:r>
           </w:p>
         </w:tc>
@@ -537,7 +537,7 @@
         </w:trPr>
         <w:tc>
           <w:tcPr>
-            <w:tcW w:type="dxa" w:w="2302"/>
+            <w:tcW w:type="dxa" w:w="2380"/>
             <w:tcMar>
               <w:top w:type="dxa" w:w="90"/>
               <w:left w:type="dxa" w:w="120"/>
@@ -563,27 +563,27 @@
         </w:tc>
         <w:tc>
           <w:tcPr>
-            <w:tcW w:type="dxa" w:w="7058"/>
-            <w:tcMar>
-              <w:top w:type="dxa" w:w="90"/>
-              <w:left w:type="dxa" w:w="120"/>
-              <w:bottom w:type="dxa" w:w="90"/>
-              <w:right w:type="dxa" w:w="120"/>
-            </w:tcMar>
-            <w:vAlign w:val="center"/>
-          </w:tcPr>
-          <w:p>
-            <w:pPr>
-              <w:spacing w:after="0" w:line="280"/>
-            </w:pPr>
-            <w:r>
-              <w:rPr>
-                <w:rFonts w:ascii="Be Vietnam Pro" w:cs="Be Vietnam Pro" w:eastAsia="Be Vietnam Pro" w:hAnsi="Be Vietnam Pro"/>
-                <w:color w:val="101814"/>
-                <w:sz w:val="20"/>
-                <w:szCs w:val="20"/>
-              </w:rPr>
-              <w:t xml:space="preserve">Ban Giám đốc</w:t>
+            <w:tcW w:type="dxa" w:w="6980"/>
+            <w:tcMar>
+              <w:top w:type="dxa" w:w="90"/>
+              <w:left w:type="dxa" w:w="120"/>
+              <w:bottom w:type="dxa" w:w="90"/>
+              <w:right w:type="dxa" w:w="120"/>
+            </w:tcMar>
+            <w:vAlign w:val="center"/>
+          </w:tcPr>
+          <w:p>
+            <w:pPr>
+              <w:spacing w:after="0" w:line="280"/>
+            </w:pPr>
+            <w:r>
+              <w:rPr>
+                <w:rFonts w:ascii="Be Vietnam Pro" w:cs="Be Vietnam Pro" w:eastAsia="Be Vietnam Pro" w:hAnsi="Be Vietnam Pro"/>
+                <w:color w:val="101814"/>
+                <w:sz w:val="20"/>
+                <w:szCs w:val="20"/>
+              </w:rPr>
+              <w:t xml:space="preserve">Ban Giám đốc Công ty OPTIMAI</w:t>
             </w:r>
           </w:p>
         </w:tc>
@@ -1037,7 +1037,27 @@
           <w:sz w:val="21"/>
           <w:szCs w:val="21"/>
         </w:rPr>
-        <w:t xml:space="preserve">Tài liệu này mô tả phương tiện sản xuất: công ty dùng máy móc gì, công cụ gì, và tổ chức môi trường làm việc ra sao. Đây là bằng chứng bổ trợ cho tính tự phát triển — một đơn vị mua phần mềm về dùng thì không cần môi trường phát triển, không cần kho mã nguồn, không cần môi trường kiểm thử riêng.</w:t>
+        <w:t xml:space="preserve">Tài liệu này mô tả phương tiện sản xuất của </w:t>
+      </w:r>
+      <w:r>
+        <w:rPr>
+          <w:rFonts w:ascii="Be Vietnam Pro" w:cs="Be Vietnam Pro" w:eastAsia="Be Vietnam Pro" w:hAnsi="Be Vietnam Pro"/>
+          <w:b/>
+          <w:bCs/>
+          <w:color w:val="101814"/>
+          <w:sz w:val="21"/>
+          <w:szCs w:val="21"/>
+        </w:rPr>
+        <w:t xml:space="preserve">Công ty OPTIMAI</w:t>
+      </w:r>
+      <w:r>
+        <w:rPr>
+          <w:rFonts w:ascii="Be Vietnam Pro" w:cs="Be Vietnam Pro" w:eastAsia="Be Vietnam Pro" w:hAnsi="Be Vietnam Pro"/>
+          <w:color w:val="101814"/>
+          <w:sz w:val="21"/>
+          <w:szCs w:val="21"/>
+        </w:rPr>
+        <w:t xml:space="preserve">: dùng máy móc gì, công cụ gì, tổ chức môi trường làm việc ra sao. Đây là bằng chứng bổ trợ cho hoạt động sản xuất phần mềm — một đơn vị chỉ mua phần mềm về dùng thì không cần môi trường phát triển, không cần kho mã nguồn, không cần môi trường kiểm thử riêng.</w:t>
       </w:r>
     </w:p>
     <w:p>
@@ -6854,7 +6874,7 @@
           <w:sz w:val="21"/>
           <w:szCs w:val="21"/>
         </w:rPr>
-        <w:t xml:space="preserve">Công ty tự viết phần nào:</w:t>
+        <w:t xml:space="preserve">OPTIMAI tự viết phần nào:</w:t>
       </w:r>
       <w:r>
         <w:rPr>
@@ -6863,7 +6883,7 @@
           <w:sz w:val="21"/>
           <w:szCs w:val="21"/>
         </w:rPr>
-        <w:t xml:space="preserve"> toàn bộ cách gọi các dịch vụ này — dựng câu lệnh, cắt tài liệu thành đoạn, chọn đoạn liên quan, kiểm chứng kết quả trả về, xử lý khi dịch vụ lỗi, thử lại, đặt hạn giờ, ước tính chi phí, chuyển kênh về người thật. Dịch vụ ngoài chỉ trả lời một câu hỏi; biến nó thành hệ thống dùng được là phần công ty làm.</w:t>
+        <w:t xml:space="preserve"> toàn bộ cách gọi các dịch vụ này — dựng câu lệnh, cắt tài liệu thành đoạn, chọn đoạn liên quan, kiểm chứng kết quả trả về, xử lý khi dịch vụ lỗi, thử lại, đặt hạn giờ, ước tính chi phí, chuyển kênh về người thật. Dịch vụ ngoài chỉ trả lời một câu hỏi; biến nó thành hệ thống dùng được là phần OPTIMAI làm.</w:t>
       </w:r>
     </w:p>
     <w:p>
@@ -8783,7 +8803,7 @@
         <w:sz w:val="16"/>
         <w:szCs w:val="16"/>
       </w:rPr>
-      <w:t xml:space="preserve">Hồ sơ chung — sản xuất phần mềm nội bộ  ·  Trang </w:t>
+      <w:t xml:space="preserve">Hồ sơ chung — OPTIMAI thực hiện cho Bioscope  ·  Trang </w:t>
     </w:r>
     <w:r>
       <w:rPr>

--- a/docs/00-ho-so-chung/00-4-ha-tang-cong-cu-va-moi-truong.docx
+++ b/docs/00-ho-so-chung/00-4-ha-tang-cong-cu-va-moi-truong.docx
@@ -9,48 +9,39 @@
     </w:p>
     <w:p>
       <w:pPr>
-        <w:spacing w:after="350"/>
+        <w:spacing w:after="40"/>
         <w:jc w:val="center"/>
       </w:pPr>
       <w:r>
-        <w:drawing>
-          <wp:inline distT="0" distB="0" distL="0" distR="0">
-            <wp:extent cx="2476500" cy="723900"/>
-            <wp:effectExtent t="0" r="0" b="0" l="0"/>
-            <wp:docPr id="1" name="" descr="" title=""/>
-            <wp:cNvGraphicFramePr>
-              <a:graphicFrameLocks xmlns:a="http://schemas.openxmlformats.org/drawingml/2006/main" noChangeAspect="1"/>
-            </wp:cNvGraphicFramePr>
-            <a:graphic xmlns:a="http://schemas.openxmlformats.org/drawingml/2006/main">
-              <a:graphicData uri="http://schemas.openxmlformats.org/drawingml/2006/picture">
-                <pic:pic xmlns:pic="http://schemas.openxmlformats.org/drawingml/2006/picture">
-                  <pic:nvPicPr>
-                    <pic:cNvPr id="0" name="" descr=""/>
-                    <pic:cNvPicPr>
-                      <a:picLocks noChangeAspect="1" noChangeArrowheads="1"/>
-                    </pic:cNvPicPr>
-                  </pic:nvPicPr>
-                  <pic:blipFill>
-                    <a:blip r:embed="rId9" cstate="none"/>
-                    <a:srcRect/>
-                    <a:stretch>
-                      <a:fillRect/>
-                    </a:stretch>
-                  </pic:blipFill>
-                  <pic:spPr bwMode="auto">
-                    <a:xfrm>
-                      <a:off x="0" y="0"/>
-                      <a:ext cx="2476500" cy="723900"/>
-                    </a:xfrm>
-                    <a:prstGeom prst="rect">
-                      <a:avLst/>
-                    </a:prstGeom>
-                  </pic:spPr>
-                </pic:pic>
-              </a:graphicData>
-            </a:graphic>
-          </wp:inline>
-        </w:drawing>
+        <w:rPr>
+          <w:rFonts w:ascii="Be Vietnam Pro" w:cs="Be Vietnam Pro" w:eastAsia="Be Vietnam Pro" w:hAnsi="Be Vietnam Pro"/>
+          <w:b/>
+          <w:bCs/>
+          <w:color w:val="036F3D"/>
+          <w:spacing w:val="160"/>
+          <w:sz w:val="64"/>
+          <w:szCs w:val="64"/>
+        </w:rPr>
+        <w:t xml:space="preserve">OPTIMAI</w:t>
+      </w:r>
+    </w:p>
+    <w:p>
+      <w:pPr>
+        <w:pBdr>
+          <w:top w:val="single" w:color="F58E33" w:sz="8" w:space="10"/>
+        </w:pBdr>
+        <w:spacing w:after="320"/>
+        <w:jc w:val="center"/>
+      </w:pPr>
+      <w:r>
+        <w:rPr>
+          <w:rFonts w:ascii="Be Vietnam Pro" w:cs="Be Vietnam Pro" w:eastAsia="Be Vietnam Pro" w:hAnsi="Be Vietnam Pro"/>
+          <w:color w:val="8A4B12"/>
+          <w:spacing w:val="70"/>
+          <w:sz w:val="16"/>
+          <w:szCs w:val="16"/>
+        </w:rPr>
+        <w:t xml:space="preserve">CÔNG TY PHÁT TRIỂN PHẦN MỀM</w:t>
       </w:r>
     </w:p>
     <w:p>
@@ -8917,44 +8908,16 @@
             <w:spacing w:after="0"/>
           </w:pPr>
           <w:r>
-            <w:drawing>
-              <wp:inline distT="0" distB="0" distL="0" distR="0">
-                <wp:extent cx="1009650" cy="295275"/>
-                <wp:effectExtent t="0" r="0" b="0" l="0"/>
-                <wp:docPr id="1" name="" descr="" title=""/>
-                <wp:cNvGraphicFramePr>
-                  <a:graphicFrameLocks xmlns:a="http://schemas.openxmlformats.org/drawingml/2006/main" noChangeAspect="1"/>
-                </wp:cNvGraphicFramePr>
-                <a:graphic xmlns:a="http://schemas.openxmlformats.org/drawingml/2006/main">
-                  <a:graphicData uri="http://schemas.openxmlformats.org/drawingml/2006/picture">
-                    <pic:pic xmlns:pic="http://schemas.openxmlformats.org/drawingml/2006/picture">
-                      <pic:nvPicPr>
-                        <pic:cNvPr id="0" name="" descr=""/>
-                        <pic:cNvPicPr>
-                          <a:picLocks noChangeAspect="1" noChangeArrowheads="1"/>
-                        </pic:cNvPicPr>
-                      </pic:nvPicPr>
-                      <pic:blipFill>
-                        <a:blip r:embed="rId0" cstate="none"/>
-                        <a:srcRect/>
-                        <a:stretch>
-                          <a:fillRect/>
-                        </a:stretch>
-                      </pic:blipFill>
-                      <pic:spPr bwMode="auto">
-                        <a:xfrm>
-                          <a:off x="0" y="0"/>
-                          <a:ext cx="1009650" cy="295275"/>
-                        </a:xfrm>
-                        <a:prstGeom prst="rect">
-                          <a:avLst/>
-                        </a:prstGeom>
-                      </pic:spPr>
-                    </pic:pic>
-                  </a:graphicData>
-                </a:graphic>
-              </wp:inline>
-            </w:drawing>
+            <w:rPr>
+              <w:rFonts w:ascii="Be Vietnam Pro" w:cs="Be Vietnam Pro" w:eastAsia="Be Vietnam Pro" w:hAnsi="Be Vietnam Pro"/>
+              <w:b/>
+              <w:bCs/>
+              <w:color w:val="036F3D"/>
+              <w:spacing w:val="60"/>
+              <w:sz w:val="19"/>
+              <w:szCs w:val="19"/>
+            </w:rPr>
+            <w:t xml:space="preserve">OPTIMAI</w:t>
           </w:r>
         </w:p>
       </w:tc>

--- a/docs/00-ho-so-chung/00-4-ha-tang-cong-cu-va-moi-truong.docx
+++ b/docs/00-ho-so-chung/00-4-ha-tang-cong-cu-va-moi-truong.docx
@@ -517,7 +517,7 @@
                 <w:sz w:val="20"/>
                 <w:szCs w:val="20"/>
               </w:rPr>
-              <w:t xml:space="preserve">QuanNH — Team Lead, Công ty OPTIMAI</w:t>
+              <w:t xml:space="preserve">Quân — Team phát triển, Công ty OPTIMAI</w:t>
             </w:r>
           </w:p>
         </w:tc>
@@ -1000,6 +1000,159 @@
           <w:docGrid w:linePitch="360"/>
         </w:sectPr>
       </w:pPr>
+    </w:p>
+    <w:p>
+      <w:pPr>
+        <w:spacing w:after="140" w:before="120"/>
+      </w:pPr>
+      <w:r>
+        <w:rPr>
+          <w:rFonts w:ascii="Be Vietnam Pro" w:cs="Be Vietnam Pro" w:eastAsia="Be Vietnam Pro" w:hAnsi="Be Vietnam Pro"/>
+          <w:b/>
+          <w:bCs/>
+          <w:color w:val="036F3D"/>
+          <w:spacing w:val="50"/>
+          <w:sz w:val="21"/>
+          <w:szCs w:val="21"/>
+        </w:rPr>
+        <w:t xml:space="preserve">MỤC LỤC</w:t>
+      </w:r>
+    </w:p>
+    <w:p>
+      <w:pPr>
+        <w:spacing w:after="40" w:line="260"/>
+        <w:ind w:left="220"/>
+      </w:pPr>
+      <w:r>
+        <w:rPr>
+          <w:rFonts w:ascii="Be Vietnam Pro" w:cs="Be Vietnam Pro" w:eastAsia="Be Vietnam Pro" w:hAnsi="Be Vietnam Pro"/>
+          <w:color w:val="4A5551"/>
+          <w:sz w:val="19"/>
+          <w:szCs w:val="19"/>
+        </w:rPr>
+        <w:t xml:space="preserve">1. Ba tầng môi trường</w:t>
+      </w:r>
+    </w:p>
+    <w:p>
+      <w:pPr>
+        <w:spacing w:after="40" w:line="260"/>
+        <w:ind w:left="220"/>
+      </w:pPr>
+      <w:r>
+        <w:rPr>
+          <w:rFonts w:ascii="Be Vietnam Pro" w:cs="Be Vietnam Pro" w:eastAsia="Be Vietnam Pro" w:hAnsi="Be Vietnam Pro"/>
+          <w:color w:val="4A5551"/>
+          <w:sz w:val="19"/>
+          <w:szCs w:val="19"/>
+        </w:rPr>
+        <w:t xml:space="preserve">2. Hạ tầng vận hành</w:t>
+      </w:r>
+    </w:p>
+    <w:p>
+      <w:pPr>
+        <w:spacing w:after="40" w:line="260"/>
+        <w:ind w:left="220"/>
+      </w:pPr>
+      <w:r>
+        <w:rPr>
+          <w:rFonts w:ascii="Be Vietnam Pro" w:cs="Be Vietnam Pro" w:eastAsia="Be Vietnam Pro" w:hAnsi="Be Vietnam Pro"/>
+          <w:color w:val="4A5551"/>
+          <w:sz w:val="19"/>
+          <w:szCs w:val="19"/>
+        </w:rPr>
+        <w:t xml:space="preserve">3. Công cụ phát triển</w:t>
+      </w:r>
+    </w:p>
+    <w:p>
+      <w:pPr>
+        <w:spacing w:after="40" w:line="260"/>
+        <w:ind w:left="220"/>
+      </w:pPr>
+      <w:r>
+        <w:rPr>
+          <w:rFonts w:ascii="Be Vietnam Pro" w:cs="Be Vietnam Pro" w:eastAsia="Be Vietnam Pro" w:hAnsi="Be Vietnam Pro"/>
+          <w:color w:val="4A5551"/>
+          <w:sz w:val="19"/>
+          <w:szCs w:val="19"/>
+        </w:rPr>
+        <w:t xml:space="preserve">4. Nền tảng và thư viện chính</w:t>
+      </w:r>
+    </w:p>
+    <w:p>
+      <w:pPr>
+        <w:spacing w:after="40" w:line="260"/>
+        <w:ind w:left="220"/>
+      </w:pPr>
+      <w:r>
+        <w:rPr>
+          <w:rFonts w:ascii="Be Vietnam Pro" w:cs="Be Vietnam Pro" w:eastAsia="Be Vietnam Pro" w:hAnsi="Be Vietnam Pro"/>
+          <w:color w:val="4A5551"/>
+          <w:sz w:val="19"/>
+          <w:szCs w:val="19"/>
+        </w:rPr>
+        <w:t xml:space="preserve">5. Dịch vụ bên ngoài</w:t>
+      </w:r>
+    </w:p>
+    <w:p>
+      <w:pPr>
+        <w:spacing w:after="40" w:line="260"/>
+        <w:ind w:left="220"/>
+      </w:pPr>
+      <w:r>
+        <w:rPr>
+          <w:rFonts w:ascii="Be Vietnam Pro" w:cs="Be Vietnam Pro" w:eastAsia="Be Vietnam Pro" w:hAnsi="Be Vietnam Pro"/>
+          <w:color w:val="4A5551"/>
+          <w:sz w:val="19"/>
+          <w:szCs w:val="19"/>
+        </w:rPr>
+        <w:t xml:space="preserve">6. Quản lý bí mật</w:t>
+      </w:r>
+    </w:p>
+    <w:p>
+      <w:pPr>
+        <w:spacing w:after="40" w:line="260"/>
+        <w:ind w:left="220"/>
+      </w:pPr>
+      <w:r>
+        <w:rPr>
+          <w:rFonts w:ascii="Be Vietnam Pro" w:cs="Be Vietnam Pro" w:eastAsia="Be Vietnam Pro" w:hAnsi="Be Vietnam Pro"/>
+          <w:color w:val="4A5551"/>
+          <w:sz w:val="19"/>
+          <w:szCs w:val="19"/>
+        </w:rPr>
+        <w:t xml:space="preserve">7. Sao lưu</w:t>
+      </w:r>
+    </w:p>
+    <w:p>
+      <w:pPr>
+        <w:spacing w:after="40" w:line="260"/>
+        <w:ind w:left="220"/>
+      </w:pPr>
+      <w:r>
+        <w:rPr>
+          <w:rFonts w:ascii="Be Vietnam Pro" w:cs="Be Vietnam Pro" w:eastAsia="Be Vietnam Pro" w:hAnsi="Be Vietnam Pro"/>
+          <w:color w:val="4A5551"/>
+          <w:sz w:val="19"/>
+          <w:szCs w:val="19"/>
+        </w:rPr>
+        <w:t xml:space="preserve">8. Chi phí hạ tầng</w:t>
+      </w:r>
+    </w:p>
+    <w:p>
+      <w:pPr>
+        <w:pBdr>
+          <w:bottom w:val="single" w:color="CFE3D8" w:sz="4" w:space="4"/>
+        </w:pBdr>
+        <w:spacing w:after="260" w:before="160"/>
+      </w:pPr>
+      <w:r>
+        <w:rPr>
+          <w:rFonts w:ascii="Be Vietnam Pro" w:cs="Be Vietnam Pro" w:eastAsia="Be Vietnam Pro" w:hAnsi="Be Vietnam Pro"/>
+          <w:sz w:val="2"/>
+          <w:szCs w:val="2"/>
+        </w:rPr>
+        <w:t xml:space="preserve"/>
+      </w:r>
     </w:p>
     <w:p>
       <w:pPr>
